--- a/cl_st1_ph1_katherine/interpretation_prompts/interpretation_prompt_f2_pos.docx
+++ b/cl_st1_ph1_katherine/interpretation_prompts/interpretation_prompt_f2_pos.docx
@@ -411,7 +411,7 @@
         <w:pStyle w:val="Compact"/>
       </w:pPr>
       <w:r>
-        <w:t xml:space="preserve">Give the examples equal interpretive attention, but remember that they are a limited set of high-scoring samples, whereas the loadings represent the full analysed subcorpus.</w:t>
+        <w:t xml:space="preserve">Give the examples equal interpretive attention, but remember that they are a limited set of high-scoring samples, whereas the loadings represent the full analysed target corpus.</w:t>
       </w:r>
     </w:p>
     <w:p>

--- a/cl_st1_ph1_katherine/interpretation_prompts/interpretation_prompt_f2_pos.docx
+++ b/cl_st1_ph1_katherine/interpretation_prompts/interpretation_prompt_f2_pos.docx
@@ -494,13 +494,13 @@
       </w:r>
     </w:p>
     <w:bookmarkEnd w:id="23"/>
-    <w:bookmarkStart w:id="24" w:name="candidate-labels"/>
+    <w:bookmarkStart w:id="24" w:name="label"/>
     <w:p>
       <w:pPr>
         <w:pStyle w:val="Heading2"/>
       </w:pPr>
       <w:r>
-        <w:t xml:space="preserve">5. Candidate labels</w:t>
+        <w:t xml:space="preserve">5. Label</w:t>
       </w:r>
     </w:p>
     <w:p>
@@ -508,7 +508,7 @@
         <w:pStyle w:val="FirstParagraph"/>
       </w:pPr>
       <w:r>
-        <w:t xml:space="preserve">Propose one preferred label and 2–4 alternative labels. Each label should be a concise noun phrase that captures the discourse function of the pole rather than merely naming the dominant register. Briefly justify each label.</w:t>
+        <w:t xml:space="preserve">Propose one label. It should be a concise noun phrase that captures the discourse function of the pole rather than merely naming the dominant register. Briefly justify the label. Provide a discourse interpretation grounded in the evidence provided.</w:t>
       </w:r>
     </w:p>
     <w:bookmarkEnd w:id="24"/>
